--- a/zadani_maturitni_prace.docx
+++ b/zadani_maturitni_prace.docx
@@ -20,7 +20,7 @@
           <w:noProof/>
         </w:rPr>
         <w:drawing>
-          <wp:anchor distT="0" distB="0" distL="114300" distR="114300" simplePos="0" relativeHeight="251658240" behindDoc="1" locked="0" layoutInCell="1" allowOverlap="1" wp14:anchorId="57E4E25E" wp14:editId="658E1ACE">
+          <wp:anchor distT="0" distB="0" distL="114300" distR="114300" simplePos="0" relativeHeight="251658240" behindDoc="1" locked="0" layoutInCell="1" allowOverlap="1" wp14:anchorId="57E4E25E" wp14:editId="1A387294">
             <wp:simplePos x="0" y="0"/>
             <wp:positionH relativeFrom="column">
               <wp:posOffset>-47244</wp:posOffset>
@@ -768,18 +768,8 @@
           <w:i/>
           <w:iCs/>
         </w:rPr>
-        <w:t xml:space="preserve">Navrhněte uživatelské rozhraní, </w:t>
-      </w:r>
-      <w:proofErr w:type="spellStart"/>
-      <w:r>
-        <w:rPr>
-          <w:rFonts w:ascii="Encode Sans" w:hAnsi="Encode Sans"/>
-          <w:i/>
-          <w:iCs/>
-        </w:rPr>
-        <w:t>wireframe</w:t>
-      </w:r>
-      <w:proofErr w:type="spellEnd"/>
+        <w:t>Navrhněte uživatelské rozhraní, wireframe</w:t>
+      </w:r>
       <w:r>
         <w:rPr>
           <w:rFonts w:ascii="Encode Sans" w:hAnsi="Encode Sans"/>
@@ -808,25 +798,7 @@
           <w:i/>
           <w:iCs/>
         </w:rPr>
-        <w:t xml:space="preserve">Implementujte responzivní a přehledný </w:t>
-      </w:r>
-      <w:proofErr w:type="spellStart"/>
-      <w:r>
-        <w:rPr>
-          <w:rFonts w:ascii="Encode Sans" w:hAnsi="Encode Sans"/>
-          <w:i/>
-          <w:iCs/>
-        </w:rPr>
-        <w:t>frontend</w:t>
-      </w:r>
-      <w:proofErr w:type="spellEnd"/>
-      <w:r>
-        <w:rPr>
-          <w:rFonts w:ascii="Encode Sans" w:hAnsi="Encode Sans"/>
-          <w:i/>
-          <w:iCs/>
-        </w:rPr>
-        <w:t xml:space="preserve"> pro uživatele, </w:t>
+        <w:t xml:space="preserve">Implementujte responzivní a přehledný frontend pro uživatele, </w:t>
       </w:r>
       <w:r>
         <w:rPr>
@@ -858,18 +830,8 @@
           <w:i/>
           <w:iCs/>
         </w:rPr>
-        <w:t xml:space="preserve"> pomocí React.js a </w:t>
-      </w:r>
-      <w:proofErr w:type="spellStart"/>
-      <w:r>
-        <w:rPr>
-          <w:rFonts w:ascii="Encode Sans" w:hAnsi="Encode Sans"/>
-          <w:i/>
-          <w:iCs/>
-        </w:rPr>
-        <w:t>TailwindCSS</w:t>
-      </w:r>
-      <w:proofErr w:type="spellEnd"/>
+        <w:t xml:space="preserve"> pomocí React.js a TailwindCSS</w:t>
+      </w:r>
     </w:p>
     <w:p>
       <w:pPr>
@@ -1018,25 +980,7 @@
           <w:i/>
           <w:iCs/>
         </w:rPr>
-        <w:t xml:space="preserve">Vytvořte veškerý </w:t>
-      </w:r>
-      <w:proofErr w:type="spellStart"/>
-      <w:r>
-        <w:rPr>
-          <w:rFonts w:ascii="Encode Sans" w:hAnsi="Encode Sans"/>
-          <w:i/>
-          <w:iCs/>
-        </w:rPr>
-        <w:t>backend</w:t>
-      </w:r>
-      <w:proofErr w:type="spellEnd"/>
-      <w:r>
-        <w:rPr>
-          <w:rFonts w:ascii="Encode Sans" w:hAnsi="Encode Sans"/>
-          <w:i/>
-          <w:iCs/>
-        </w:rPr>
-        <w:t xml:space="preserve"> stránky.</w:t>
+        <w:t>Vytvořte veškerý backend stránky.</w:t>
       </w:r>
     </w:p>
     <w:p>
@@ -1214,25 +1158,7 @@
           <w:i/>
           <w:iCs/>
         </w:rPr>
-        <w:t>(</w:t>
-      </w:r>
-      <w:proofErr w:type="spellStart"/>
-      <w:r>
-        <w:rPr>
-          <w:rFonts w:ascii="Encode Sans" w:hAnsi="Encode Sans"/>
-          <w:i/>
-          <w:iCs/>
-        </w:rPr>
-        <w:t>pentesty</w:t>
-      </w:r>
-      <w:proofErr w:type="spellEnd"/>
-      <w:r>
-        <w:rPr>
-          <w:rFonts w:ascii="Encode Sans" w:hAnsi="Encode Sans"/>
-          <w:i/>
-          <w:iCs/>
-        </w:rPr>
-        <w:t>, aj.)</w:t>
+        <w:t>(pentesty, aj.)</w:t>
       </w:r>
     </w:p>
     <w:p>
@@ -1577,24 +1503,8 @@
           <w:rFonts w:ascii="Encode Sans" w:hAnsi="Encode Sans"/>
           <w:b/>
         </w:rPr>
-        <w:t xml:space="preserve">Ing. </w:t>
-      </w:r>
-      <w:r>
-        <w:rPr>
-          <w:rFonts w:ascii="Encode Sans" w:hAnsi="Encode Sans"/>
-          <w:b/>
-        </w:rPr>
-        <w:t xml:space="preserve">Jana Nováková </w:t>
-      </w:r>
-      <w:proofErr w:type="spellStart"/>
-      <w:r>
-        <w:rPr>
-          <w:rFonts w:ascii="Encode Sans" w:hAnsi="Encode Sans"/>
-          <w:b/>
-        </w:rPr>
-        <w:t>Jablonková</w:t>
-      </w:r>
-      <w:proofErr w:type="spellEnd"/>
+        <w:t>Bc. Oldřich Kaucký</w:t>
+      </w:r>
     </w:p>
     <w:p>
       <w:pPr>
@@ -4168,15 +4078,6 @@
 </file>
 
 <file path=customXml/item2.xml><?xml version="1.0" encoding="utf-8"?>
-<?mso-contentType ?>
-<FormTemplates xmlns="http://schemas.microsoft.com/sharepoint/v3/contenttype/forms">
-  <Display>DocumentLibraryForm</Display>
-  <Edit>DocumentLibraryForm</Edit>
-  <New>DocumentLibraryForm</New>
-</FormTemplates>
-</file>
-
-<file path=customXml/item3.xml><?xml version="1.0" encoding="utf-8"?>
 <ct:contentTypeSchema xmlns:ct="http://schemas.microsoft.com/office/2006/metadata/contentType" xmlns:ma="http://schemas.microsoft.com/office/2006/metadata/properties/metaAttributes" ct:_="" ma:_="" ma:contentTypeName="Dokument" ma:contentTypeID="0x01010030AADEF8EBE0834899AB07235B388E79" ma:contentTypeVersion="13" ma:contentTypeDescription="Vytvoří nový dokument" ma:contentTypeScope="" ma:versionID="e849e49692f131cfa18254fe67abba5e">
   <xsd:schema xmlns:xsd="http://www.w3.org/2001/XMLSchema" xmlns:xs="http://www.w3.org/2001/XMLSchema" xmlns:p="http://schemas.microsoft.com/office/2006/metadata/properties" xmlns:ns2="e8452746-8a5f-4c1b-bcfd-c76e2eb5cbe6" xmlns:ns3="e47eb638-56ed-457b-8703-6dc78ffdfae4" targetNamespace="http://schemas.microsoft.com/office/2006/metadata/properties" ma:root="true" ma:fieldsID="39fe5ce76428ced5f04dd4d56e23c119" ns2:_="" ns3:_="">
     <xsd:import namespace="e8452746-8a5f-4c1b-bcfd-c76e2eb5cbe6"/>
@@ -4399,6 +4300,15 @@
 </ct:contentTypeSchema>
 </file>
 
+<file path=customXml/item3.xml><?xml version="1.0" encoding="utf-8"?>
+<?mso-contentType ?>
+<FormTemplates xmlns="http://schemas.microsoft.com/sharepoint/v3/contenttype/forms">
+  <Display>DocumentLibraryForm</Display>
+  <Edit>DocumentLibraryForm</Edit>
+  <New>DocumentLibraryForm</New>
+</FormTemplates>
+</file>
+
 <file path=customXml/itemProps1.xml><?xml version="1.0" encoding="utf-8"?>
 <ds:datastoreItem xmlns:ds="http://schemas.openxmlformats.org/officeDocument/2006/customXml" ds:itemID="{78BAD04A-3CD2-4BC2-B301-B4C5843CC1BF}">
   <ds:schemaRefs>
@@ -4411,14 +4321,6 @@
 </file>
 
 <file path=customXml/itemProps2.xml><?xml version="1.0" encoding="utf-8"?>
-<ds:datastoreItem xmlns:ds="http://schemas.openxmlformats.org/officeDocument/2006/customXml" ds:itemID="{6ECE3646-2B60-41AB-A64B-E67A2590C458}">
-  <ds:schemaRefs>
-    <ds:schemaRef ds:uri="http://schemas.microsoft.com/sharepoint/v3/contenttype/forms"/>
-  </ds:schemaRefs>
-</ds:datastoreItem>
-</file>
-
-<file path=customXml/itemProps3.xml><?xml version="1.0" encoding="utf-8"?>
 <ds:datastoreItem xmlns:ds="http://schemas.openxmlformats.org/officeDocument/2006/customXml" ds:itemID="{E94A15C6-37F6-4FFC-9B2E-ADBBA3FBB058}">
   <ds:schemaRefs>
     <ds:schemaRef ds:uri="http://schemas.microsoft.com/office/2006/metadata/contentType"/>
@@ -4435,4 +4337,12 @@
     <ds:schemaRef ds:uri="http://schemas.microsoft.com/internal/obd"/>
   </ds:schemaRefs>
 </ds:datastoreItem>
+</file>
+
+<file path=customXml/itemProps3.xml><?xml version="1.0" encoding="utf-8"?>
+<ds:datastoreItem xmlns:ds="http://schemas.openxmlformats.org/officeDocument/2006/customXml" ds:itemID="{6ECE3646-2B60-41AB-A64B-E67A2590C458}">
+  <ds:schemaRefs>
+    <ds:schemaRef ds:uri="http://schemas.microsoft.com/sharepoint/v3/contenttype/forms"/>
+  </ds:schemaRefs>
+</ds:datastoreItem>
 </file>